--- a/courts/federal-circuit/court-of-appeals/opening-brief/usage/OUTPUT-opening-brief.docx
+++ b/courts/federal-circuit/court-of-appeals/opening-brief/usage/OUTPUT-opening-brief.docx
@@ -626,7 +626,7 @@
         <w:tab/>
       </w:r>
       <w:r>
-        <w:t xml:space="preserve">8</w:t>
+        <w:t xml:space="preserve">9</w:t>
       </w:r>
     </w:p>
     <w:p>
@@ -715,7 +715,7 @@
         <w:tab/>
       </w:r>
       <w:r>
-        <w:t xml:space="preserve">7, 8</w:t>
+        <w:t xml:space="preserve">8</w:t>
       </w:r>
     </w:p>
     <w:p>
@@ -850,7 +850,7 @@
         <w:tab/>
       </w:r>
       <w:r>
-        <w:t xml:space="preserve">8</w:t>
+        <w:t xml:space="preserve">9</w:t>
       </w:r>
     </w:p>
     <w:p>
@@ -1037,6 +1037,9 @@
       </w:r>
       <w:r>
         <w:tab/>
+      </w:r>
+      <w:r>
+        <w:t xml:space="preserve">9</w:t>
       </w:r>
     </w:p>
     <w:p>
@@ -2168,16 +2171,7 @@
         <w:t xml:space="preserve">, 465 F.3d 1329, 1338 (Fed. Cir. 2006)</w:t>
       </w:r>
       <w:r>
-        <w:t xml:space="preserve">, further stated</w:t>
-      </w:r>
-      <w:r>
-        <w:t xml:space="preserve"> </w:t>
-      </w:r>
-      <w:r>
-        <w:t xml:space="preserve">“</w:t>
-      </w:r>
-      <w:r>
-        <w:t xml:space="preserve">‘When the contract’s language is unambiguous it must be given its</w:t>
+        <w:t xml:space="preserve">, further stated “‘When the contract’s language is unambiguous it must be given its</w:t>
       </w:r>
       <w:r>
         <w:t xml:space="preserve"> </w:t>
@@ -2189,16 +2183,7 @@
         <w:t xml:space="preserve"> </w:t>
       </w:r>
       <w:r>
-        <w:t xml:space="preserve">meaning and the [Board] may not look to extrinsic evidence to interpret its provisions.’</w:t>
-      </w:r>
-      <w:r>
-        <w:t xml:space="preserve">”</w:t>
-      </w:r>
-      <w:r>
-        <w:t xml:space="preserve"> </w:t>
-      </w:r>
-      <w:r>
-        <w:t xml:space="preserve">APPX3.</w:t>
+        <w:t xml:space="preserve">meaning and the [Board] may not look to extrinsic evidence to interpret its provisions.’” APPX3.</w:t>
       </w:r>
     </w:p>
     <w:p>
@@ -2218,25 +2203,7 @@
         <w:t xml:space="preserve"> </w:t>
       </w:r>
       <w:r>
-        <w:t xml:space="preserve">was unambiguous and therefore</w:t>
-      </w:r>
-      <w:r>
-        <w:t xml:space="preserve"> </w:t>
-      </w:r>
-      <w:r>
-        <w:t xml:space="preserve">“</w:t>
-      </w:r>
-      <w:r>
-        <w:t xml:space="preserve">‘the [Board] may not look to extrinsic evidence to interpret its provisions,’</w:t>
-      </w:r>
-      <w:r>
-        <w:t xml:space="preserve">”</w:t>
-      </w:r>
-      <w:r>
-        <w:t xml:space="preserve"> </w:t>
-      </w:r>
-      <w:r>
-        <w:t xml:space="preserve">that is exactly what the Board did. APPX3. The Board, relying upon and quoting from</w:t>
+        <w:t xml:space="preserve">was unambiguous and therefore “‘the [Board] may not look to extrinsic evidence to interpret its provisions,’” that is exactly what the Board did. APPX3. The Board, relying upon and quoting from</w:t>
       </w:r>
       <w:r>
         <w:t xml:space="preserve"> </w:t>
@@ -2649,9 +2616,9 @@
       </w:pPr>
       <w:r>
         <w:rPr>
-          <w:rFonts w:ascii="DejaVu Sans" w:hAnsi="DejaVu Sans"/>
-        </w:rPr>
-        <w:t>☒</w:t>
+          <w:bdr w:val="single" w:sz="6" w:space="0" w:color="000000"/>
+        </w:rPr>
+        <w:t xml:space="preserve">X</w:t>
       </w:r>
       <w:r>
         <w:tab/>
@@ -2666,9 +2633,9 @@
       </w:pPr>
       <w:r>
         <w:rPr>
-          <w:rFonts w:ascii="DejaVu Sans" w:hAnsi="DejaVu Sans"/>
-        </w:rPr>
-        <w:t>☐</w:t>
+          <w:bdr w:val="single" w:sz="6" w:space="0" w:color="000000"/>
+        </w:rPr>
+        <w:t xml:space="preserve">   </w:t>
       </w:r>
       <w:r>
         <w:tab/>
@@ -2683,9 +2650,9 @@
       </w:pPr>
       <w:r>
         <w:rPr>
-          <w:rFonts w:ascii="DejaVu Sans" w:hAnsi="DejaVu Sans"/>
-        </w:rPr>
-        <w:t>☐</w:t>
+          <w:bdr w:val="single" w:sz="6" w:space="0" w:color="000000"/>
+        </w:rPr>
+        <w:t xml:space="preserve">   </w:t>
       </w:r>
       <w:r>
         <w:tab/>
@@ -2774,7 +2741,7 @@
       <w:footerReference w:type="default" r:id="rIdFooterArabic"/>
       <w:pgSz w:w="12240" w:h="15840"/>
       <w:pgMar w:top="1440" w:right="1440" w:bottom="1440" w:left="1440" w:header="0" w:footer="576" w:gutter="0"/>
-      <w:pgNumType w:fmt="decimal" w:start="12"/>
+      <w:pgNumType w:fmt="decimal" w:start="13"/>
     </w:sectPr>
   </w:body>
 </w:document>
@@ -3115,7 +3082,7 @@
         <w:ind w:left="720" w:hanging="360"/>
       </w:pPr>
       <w:rPr>
-        <w:rFonts w:ascii="EB Garamond" w:hAnsi="EB Garamond" w:cs="EB Garamond" w:hint="default"/>
+        <w:rFonts w:ascii="Times New Roman" w:hAnsi="Times New Roman" w:cs="Times New Roman" w:hint="default"/>
       </w:rPr>
     </w:lvl>
     <w:lvl w:ilvl="1">
@@ -3148,7 +3115,7 @@
         <w:ind w:left="2880" w:hanging="360"/>
       </w:pPr>
       <w:rPr>
-        <w:rFonts w:ascii="EB Garamond" w:hAnsi="EB Garamond" w:cs="EB Garamond" w:hint="default"/>
+        <w:rFonts w:ascii="Times New Roman" w:hAnsi="Times New Roman" w:cs="Times New Roman" w:hint="default"/>
       </w:rPr>
     </w:lvl>
     <w:lvl w:ilvl="4">
@@ -3181,7 +3148,7 @@
         <w:ind w:left="5040" w:hanging="360"/>
       </w:pPr>
       <w:rPr>
-        <w:rFonts w:ascii="EB Garamond" w:hAnsi="EB Garamond" w:cs="EB Garamond" w:hint="default"/>
+        <w:rFonts w:ascii="Times New Roman" w:hAnsi="Times New Roman" w:cs="Times New Roman" w:hint="default"/>
       </w:rPr>
     </w:lvl>
     <w:lvl w:ilvl="7">
@@ -3251,7 +3218,7 @@
   <w:docDefaults>
     <w:rPrDefault>
       <w:rPr>
-        <w:rFonts w:ascii="EB Garamond" w:hAnsi="EB Garamond" w:eastAsia="EB Garamond" w:cs="EB Garamond"/>
+        <w:rFonts w:ascii="Times New Roman" w:hAnsi="Times New Roman" w:eastAsia="Times New Roman" w:cs="Times New Roman"/>
         <w:sz w:val="28"/>
         <w:szCs w:val="28"/>
         <w:lang w:val="en-US" w:eastAsia="en-US" w:bidi="ar-SA"/>

--- a/courts/federal-circuit/court-of-appeals/opening-brief/usage/OUTPUT-opening-brief.docx
+++ b/courts/federal-circuit/court-of-appeals/opening-brief/usage/OUTPUT-opening-brief.docx
@@ -3864,169 +3864,169 @@
     </w:p>
     <w:p>
       <w:pPr>
+        <w:pStyle w:val="BodyTextNote"/>
+      </w:pPr>
+      <w:r>
+        <w:t xml:space="preserve">Subsequent to the agency’s denial, on February 25, 2022, John Longhurst of Delfasco had a conversation with the contracting officer, Bridget Kramer, regarding the denial of Delfasco’s claim. APPX685. Following that conversation, on April 27, 2022, Delfasco submitted a revised EPA claim for the increased steel costs it incurred on the contract. APPX682, APPX685</w:t>
+      </w:r>
+      <w:r>
+        <w:noBreakHyphen/>
+      </w:r>
+      <w:r>
+        <w:t xml:space="preserve">692. Among other things, the revised claim included additional invoices and a related increase in the claim amounts. APPX685</w:t>
+      </w:r>
+      <w:r>
+        <w:noBreakHyphen/>
+      </w:r>
+      <w:r>
+        <w:t xml:space="preserve">692; APPX693, APPX697</w:t>
+      </w:r>
+      <w:r>
+        <w:noBreakHyphen/>
+      </w:r>
+      <w:r>
+        <w:t xml:space="preserve">709.</w:t>
+      </w:r>
+      <w:r>
+        <w:rPr>
+          <w:rStyle w:val="FootnoteReference"/>
+        </w:rPr>
+        <w:footnoteReference w:id="9"/>
+      </w:r>
+      <w:r>
+        <w:t xml:space="preserve"> </w:t>
+      </w:r>
+      <w:r>
+        <w:t xml:space="preserve">The revised EPA claim was denied by the contracting officer on July 7, 2022. APPX721</w:t>
+      </w:r>
+      <w:r>
+        <w:noBreakHyphen/>
+      </w:r>
+      <w:r>
+        <w:t xml:space="preserve">725. The bases for the denial were similar, but not identical, to the bases on which the original claim was denied. APPX721</w:t>
+      </w:r>
+      <w:r>
+        <w:noBreakHyphen/>
+      </w:r>
+      <w:r>
+        <w:t xml:space="preserve">725. Relevant to this appeal, the denial did not allege that Delfasco’s EPA claim was outside the scope of the EPA clause because the bomb bodies were made of gray iron rather than steel. APPX721</w:t>
+      </w:r>
+      <w:r>
+        <w:noBreakHyphen/>
+      </w:r>
+      <w:r>
+        <w:t xml:space="preserve">725.</w:t>
+      </w:r>
+    </w:p>
+    <w:p>
+      <w:pPr>
         <w:pStyle w:val="BodyText"/>
       </w:pPr>
       <w:r>
-        <w:t xml:space="preserve">Subsequent to the agency’s denial, on February 25, 2022, John Longhurst of Delfasco had a conversation with the contracting officer, Bridget Kramer, regarding the denial of Delfasco’s claim. APPX685. Following that conversation, on April 27, 2022, Delfasco submitted a revised EPA claim for the increased steel costs it incurred on the contract. APPX682, APPX685</w:t>
+        <w:t xml:space="preserve">Delfasco filed its Complaint with the ASBCA on October 13, 2022 and the Army filed its Answer on November 14, 2022. APPX742</w:t>
       </w:r>
       <w:r>
         <w:noBreakHyphen/>
       </w:r>
       <w:r>
-        <w:t xml:space="preserve">692. Among other things, the revised claim included additional invoices and a related increase in the claim amounts. APPX685</w:t>
+        <w:t xml:space="preserve">753, APPX754</w:t>
       </w:r>
       <w:r>
         <w:noBreakHyphen/>
       </w:r>
       <w:r>
-        <w:t xml:space="preserve">692; APPX693, APPX697</w:t>
+        <w:t xml:space="preserve">779. The government’s Answer included a Part II, which contained 22 paragraphs of affirmative averments and a Part III addressing affirmative defenses. APPX771</w:t>
       </w:r>
       <w:r>
         <w:noBreakHyphen/>
       </w:r>
       <w:r>
-        <w:t xml:space="preserve">709.</w:t>
+        <w:t xml:space="preserve">779. In none of these affirmative averments, or anywhere else in its Answer, did the agency claim that the bomb bodies were not made out of steel. APPX771</w:t>
+      </w:r>
+      <w:r>
+        <w:noBreakHyphen/>
+      </w:r>
+      <w:r>
+        <w:t xml:space="preserve">779.</w:t>
+      </w:r>
+    </w:p>
+    <w:p>
+      <w:pPr>
+        <w:pStyle w:val="BodyTextNote"/>
+      </w:pPr>
+      <w:r>
+        <w:t xml:space="preserve">On May 1, 2023, the agency filed the Government’s Motion for Summary Judgment and Request to Stay Proceedings.</w:t>
       </w:r>
       <w:r>
         <w:rPr>
           <w:rStyle w:val="FootnoteReference"/>
         </w:rPr>
-        <w:footnoteReference w:id="9"/>
-      </w:r>
-      <w:r>
-        <w:t xml:space="preserve"> </w:t>
-      </w:r>
-      <w:r>
-        <w:t xml:space="preserve">The revised EPA claim was denied by the contracting officer on July 7, 2022. APPX721</w:t>
+        <w:footnoteReference w:id="10"/>
+      </w:r>
+      <w:r>
+        <w:t xml:space="preserve"> </w:t>
+      </w:r>
+      <w:r>
+        <w:t xml:space="preserve">APPX801</w:t>
       </w:r>
       <w:r>
         <w:noBreakHyphen/>
       </w:r>
       <w:r>
-        <w:t xml:space="preserve">725. The bases for the denial were similar, but not identical, to the bases on which the original claim was denied. APPX721</w:t>
+        <w:t xml:space="preserve">824. In the summary judgment motion, the government argued, for the first time, that Delfasco</w:t>
+      </w:r>
+      <w:r>
+        <w:t xml:space="preserve"> </w:t>
+      </w:r>
+      <w:r>
+        <w:t xml:space="preserve">“bases its claim on the price of iron rather than steel.”</w:t>
+      </w:r>
+      <w:r>
+        <w:t xml:space="preserve"> </w:t>
+      </w:r>
+      <w:r>
+        <w:t xml:space="preserve">APPX815. The Army also argued that Delfasco</w:t>
+      </w:r>
+      <w:r>
+        <w:t xml:space="preserve"> </w:t>
+      </w:r>
+      <w:r>
+        <w:t xml:space="preserve">“failed to comply with the steel EPA clauses notice requirements”</w:t>
+      </w:r>
+      <w:r>
+        <w:t xml:space="preserve"> </w:t>
+      </w:r>
+      <w:r>
+        <w:t xml:space="preserve">and Delfasco’s</w:t>
+      </w:r>
+      <w:r>
+        <w:t xml:space="preserve"> </w:t>
+      </w:r>
+      <w:r>
+        <w:t xml:space="preserve">“increased steel costs, do not meet the steel EPA clauses requirement that they equal at least the 3% of the total Contract price.”</w:t>
+      </w:r>
+      <w:r>
+        <w:t xml:space="preserve"> </w:t>
+      </w:r>
+      <w:r>
+        <w:t xml:space="preserve">APPX815. Delfasco filed its response to the motion for summary judgment on May 31, 2023 and the Army filed its reply on June 30, 2023. APPX826</w:t>
       </w:r>
       <w:r>
         <w:noBreakHyphen/>
       </w:r>
       <w:r>
-        <w:t xml:space="preserve">725. Relevant to this appeal, the denial did not allege that Delfasco’s EPA claim was outside the scope of the EPA clause because the bomb bodies were made of gray iron rather than steel. APPX721</w:t>
+        <w:t xml:space="preserve">853, APPX909</w:t>
       </w:r>
       <w:r>
         <w:noBreakHyphen/>
       </w:r>
       <w:r>
-        <w:t xml:space="preserve">725.</w:t>
-      </w:r>
-    </w:p>
-    <w:p>
-      <w:pPr>
-        <w:pStyle w:val="BodyText"/>
-      </w:pPr>
-      <w:r>
-        <w:t xml:space="preserve">Delfasco filed its Complaint with the ASBCA on October 13, 2022 and the Army filed its Answer on November 14, 2022. APPX742</w:t>
-      </w:r>
-      <w:r>
-        <w:noBreakHyphen/>
-      </w:r>
-      <w:r>
-        <w:t xml:space="preserve">753, APPX754</w:t>
-      </w:r>
-      <w:r>
-        <w:noBreakHyphen/>
-      </w:r>
-      <w:r>
-        <w:t xml:space="preserve">779. The government’s Answer included a Part II, which contained 22 paragraphs of affirmative averments and a Part III addressing affirmative defenses. APPX771</w:t>
-      </w:r>
-      <w:r>
-        <w:noBreakHyphen/>
-      </w:r>
-      <w:r>
-        <w:t xml:space="preserve">779. In none of these affirmative averments, or anywhere else in its Answer, did the agency claim that the bomb bodies were not made out of steel. APPX771</w:t>
-      </w:r>
-      <w:r>
-        <w:noBreakHyphen/>
-      </w:r>
-      <w:r>
-        <w:t xml:space="preserve">779.</w:t>
-      </w:r>
-    </w:p>
-    <w:p>
-      <w:pPr>
-        <w:pStyle w:val="BodyText"/>
-      </w:pPr>
-      <w:r>
-        <w:t xml:space="preserve">On May 1, 2023, the agency filed the Government’s Motion for Summary Judgment and Request to Stay Proceedings.</w:t>
-      </w:r>
-      <w:r>
-        <w:rPr>
-          <w:rStyle w:val="FootnoteReference"/>
-        </w:rPr>
-        <w:footnoteReference w:id="10"/>
-      </w:r>
-      <w:r>
-        <w:t xml:space="preserve"> </w:t>
-      </w:r>
-      <w:r>
-        <w:t xml:space="preserve">APPX801</w:t>
-      </w:r>
-      <w:r>
-        <w:noBreakHyphen/>
-      </w:r>
-      <w:r>
-        <w:t xml:space="preserve">824. In the summary judgment motion, the government argued, for the first time, that Delfasco</w:t>
-      </w:r>
-      <w:r>
-        <w:t xml:space="preserve"> </w:t>
-      </w:r>
-      <w:r>
-        <w:t xml:space="preserve">“bases its claim on the price of iron rather than steel.”</w:t>
-      </w:r>
-      <w:r>
-        <w:t xml:space="preserve"> </w:t>
-      </w:r>
-      <w:r>
-        <w:t xml:space="preserve">APPX815. The Army also argued that Delfasco</w:t>
-      </w:r>
-      <w:r>
-        <w:t xml:space="preserve"> </w:t>
-      </w:r>
-      <w:r>
-        <w:t xml:space="preserve">“failed to comply with the steel EPA clauses notice requirements”</w:t>
-      </w:r>
-      <w:r>
-        <w:t xml:space="preserve"> </w:t>
-      </w:r>
-      <w:r>
-        <w:t xml:space="preserve">and Delfasco’s</w:t>
-      </w:r>
-      <w:r>
-        <w:t xml:space="preserve"> </w:t>
-      </w:r>
-      <w:r>
-        <w:t xml:space="preserve">“increased steel costs, do not meet the steel EPA clauses requirement that they equal at least the 3% of the total Contract price.”</w:t>
-      </w:r>
-      <w:r>
-        <w:t xml:space="preserve"> </w:t>
-      </w:r>
-      <w:r>
-        <w:t xml:space="preserve">APPX815. Delfasco filed its response to the motion for summary judgment on May 31, 2023 and the Army filed its reply on June 30, 2023. APPX826</w:t>
-      </w:r>
-      <w:r>
-        <w:noBreakHyphen/>
-      </w:r>
-      <w:r>
-        <w:t xml:space="preserve">853, APPX909</w:t>
-      </w:r>
-      <w:r>
-        <w:noBreakHyphen/>
-      </w:r>
-      <w:r>
         <w:t xml:space="preserve">927.</w:t>
       </w:r>
     </w:p>
     <w:p>
       <w:pPr>
-        <w:pStyle w:val="BodyText"/>
+        <w:pStyle w:val="BodyTextNote"/>
       </w:pPr>
       <w:r>
         <w:t xml:space="preserve">On September 25, 2023, the ASBCA granted the Army’s motion for summary judgment on a single basis. The Board found that the practice bomb bodies, on which the EPA claim is based, were made of gray iron. APPX1. The Board ruled that the EPA clause was inapplicable because it provided for price adjustments based upon fluctuations in the price of steel. APPX1.</w:t>
@@ -5316,7 +5316,7 @@
     </w:p>
     <w:p>
       <w:pPr>
-        <w:pStyle w:val="BodyText"/>
+        <w:pStyle w:val="BodyTextNote"/>
       </w:pPr>
       <w:r>
         <w:t xml:space="preserve">Despite holding that the term</w:t>
@@ -7151,6 +7151,16 @@
     <w:pPr>
       <w:keepNext/>
       <w:keepLines/>
+      <w:spacing w:before="0" w:after="0" w:line="629" w:lineRule="exact"/>
+      <w:ind w:firstLine="720"/>
+    </w:pPr>
+  </w:style>
+  <w:style w:type="paragraph" w:customStyle="1" w:styleId="BodyTextNote">
+    <w:name w:val="Body Text Note"/>
+    <w:basedOn w:val="BodyText"/>
+    <w:qFormat/>
+    <w:pPr>
+      <w:widowControl w:val="0"/>
       <w:spacing w:before="0" w:after="0" w:line="629" w:lineRule="exact"/>
       <w:ind w:firstLine="720"/>
     </w:pPr>

--- a/courts/federal-circuit/court-of-appeals/opening-brief/usage/OUTPUT-opening-brief.docx
+++ b/courts/federal-circuit/court-of-appeals/opening-brief/usage/OUTPUT-opening-brief.docx
@@ -6829,7 +6829,197 @@
 <w:comments xmlns:w="http://schemas.openxmlformats.org/wordprocessingml/2006/main" xmlns:m="http://schemas.openxmlformats.org/officeDocument/2006/math" xmlns:r="http://schemas.openxmlformats.org/officeDocument/2006/relationships" xmlns:o="urn:schemas-microsoft-com:office:office" xmlns:v="urn:schemas-microsoft-com:vml" xmlns:w10="urn:schemas-microsoft-com:office:word" xmlns:a="http://schemas.openxmlformats.org/drawingml/2006/main" xmlns:pic="http://schemas.openxmlformats.org/drawingml/2006/picture" xmlns:wp="http://schemas.openxmlformats.org/drawingml/2006/wordprocessingDrawing"/>
 </file>
 
-<file path=word/footer-add.xml><?xml version="1.0" encoding="utf-8"?>
+<file path=word/footnotes.xml><?xml version="1.0" encoding="utf-8"?>
+<w:footnotes xmlns:w="http://schemas.openxmlformats.org/wordprocessingml/2006/main" xmlns:m="http://schemas.openxmlformats.org/officeDocument/2006/math" xmlns:r="http://schemas.openxmlformats.org/officeDocument/2006/relationships" xmlns:o="urn:schemas-microsoft-com:office:office" xmlns:v="urn:schemas-microsoft-com:vml" xmlns:w10="urn:schemas-microsoft-com:office:word" xmlns:a="http://schemas.openxmlformats.org/drawingml/2006/main" xmlns:pic="http://schemas.openxmlformats.org/drawingml/2006/picture" xmlns:wp="http://schemas.openxmlformats.org/drawingml/2006/wordprocessingDrawing">
+  <w:footnote w:type="continuationSeparator" w:id="0">
+    <w:p>
+      <w:r>
+        <w:continuationSeparator/>
+      </w:r>
+    </w:p>
+  </w:footnote>
+  <w:footnote w:type="separator" w:id="-1">
+    <w:p>
+      <w:r>
+        <w:separator/>
+      </w:r>
+    </w:p>
+  </w:footnote>
+  <w:footnote w:id="9">
+    <w:p>
+      <w:pPr>
+        <w:pStyle w:val="FootnoteText"/>
+      </w:pPr>
+      <w:r>
+        <w:rPr>
+          <w:rStyle w:val="FootnoteReference"/>
+        </w:rPr>
+        <w:footnoteRef/>
+      </w:r>
+      <w:r>
+        <w:t xml:space="preserve"> </w:t>
+      </w:r>
+      <w:r>
+        <w:t xml:space="preserve">The invoices for the bomb bodies often state they are made out of gray iron, which is in accord with the practice bomb bodies’ contract drawings. APPX697, APPX704</w:t>
+      </w:r>
+      <w:r>
+        <w:noBreakHyphen/>
+      </w:r>
+      <w:r>
+        <w:t xml:space="preserve">709; APPX109.</w:t>
+      </w:r>
+    </w:p>
+  </w:footnote>
+  <w:footnote w:id="10">
+    <w:p>
+      <w:pPr>
+        <w:pStyle w:val="FootnoteText"/>
+      </w:pPr>
+      <w:r>
+        <w:rPr>
+          <w:rStyle w:val="FootnoteReference"/>
+        </w:rPr>
+        <w:footnoteRef/>
+      </w:r>
+      <w:r>
+        <w:t xml:space="preserve"> </w:t>
+      </w:r>
+      <w:r>
+        <w:t xml:space="preserve">On May 3, 2023 Delfasco concurred in the government’s request to stay all proceedings pending resolution of the motion for summary judgment. The ASBCA issued an order staying all proceedings and deadlines unrelated to the government’s motion for summary judgment the following day, May 4, 2023. At the time of the Board’s stay, the parties had not yet commenced discovery.</w:t>
+      </w:r>
+    </w:p>
+  </w:footnote>
+  <w:footnote w:id="11">
+    <w:p>
+      <w:pPr>
+        <w:pStyle w:val="FootnoteText"/>
+      </w:pPr>
+      <w:r>
+        <w:rPr>
+          <w:rStyle w:val="FootnoteReference"/>
+        </w:rPr>
+        <w:footnoteRef/>
+      </w:r>
+      <w:r>
+        <w:t xml:space="preserve"> </w:t>
+      </w:r>
+      <w:r>
+        <w:t xml:space="preserve">The Board did not consider the other grounds advanced by the government in its motion for summary judgment. APPX7.</w:t>
+      </w:r>
+    </w:p>
+  </w:footnote>
+  <w:footnote w:id="12">
+    <w:p>
+      <w:pPr>
+        <w:pStyle w:val="FootnoteText"/>
+      </w:pPr>
+      <w:r>
+        <w:rPr>
+          <w:rStyle w:val="FootnoteReference"/>
+        </w:rPr>
+        <w:footnoteRef/>
+      </w:r>
+      <w:r>
+        <w:t xml:space="preserve"> </w:t>
+      </w:r>
+      <w:r>
+        <w:t xml:space="preserve">The agency also relied on extrinsic evidence regarding the meaning of the term</w:t>
+      </w:r>
+      <w:r>
+        <w:t xml:space="preserve"> </w:t>
+      </w:r>
+      <w:r>
+        <w:t xml:space="preserve">“steel”</w:t>
+      </w:r>
+      <w:r>
+        <w:t xml:space="preserve"> </w:t>
+      </w:r>
+      <w:r>
+        <w:t xml:space="preserve">in its motion for summary judgment. APPX814</w:t>
+      </w:r>
+      <w:r>
+        <w:noBreakHyphen/>
+      </w:r>
+      <w:r>
+        <w:t xml:space="preserve">815, APPX817. Delfasco’s response stated that</w:t>
+      </w:r>
+      <w:r>
+        <w:t xml:space="preserve"> </w:t>
+      </w:r>
+      <w:r>
+        <w:t xml:space="preserve">“[t]he Army’s reliance on extrinsic evidence for key components of its argument defeats its motion for summary judgment.”</w:t>
+      </w:r>
+      <w:r>
+        <w:t xml:space="preserve"> </w:t>
+      </w:r>
+      <w:r>
+        <w:t xml:space="preserve">APPX840.</w:t>
+      </w:r>
+    </w:p>
+  </w:footnote>
+</w:footnotes>
+</file>
+
+<file path=word/ftr-add.xml><?xml version="1.0" encoding="utf-8"?>
+<w:ftr xmlns:w="http://schemas.openxmlformats.org/wordprocessingml/2006/main" xmlns:r="http://schemas.openxmlformats.org/officeDocument/2006/relationships">
+  <w:p>
+    <w:pPr>
+      <w:spacing w:before="0" w:after="0"/>
+      <w:jc w:val="center"/>
+    </w:pPr>
+    <w:r>
+      <w:t>Add-</w:t>
+    </w:r>
+    <w:r>
+      <w:fldChar w:fldCharType="begin"/>
+    </w:r>
+    <w:r>
+      <w:instrText xml:space="preserve"> PAGE </w:instrText>
+    </w:r>
+    <w:r>
+      <w:fldChar w:fldCharType="separate"/>
+    </w:r>
+    <w:r>
+      <w:t>1</w:t>
+    </w:r>
+    <w:r>
+      <w:fldChar w:fldCharType="end"/>
+    </w:r>
+  </w:p>
+</w:ftr>
+</file>
+
+<file path=word/ftr-none.xml><?xml version="1.0" encoding="utf-8"?>
+<w:ftr xmlns:w="http://schemas.openxmlformats.org/wordprocessingml/2006/main" xmlns:r="http://schemas.openxmlformats.org/officeDocument/2006/relationships">
+  <w:p>
+    <w:pPr>
+      <w:spacing w:before="0" w:after="0"/>
+      <w:jc w:val="center"/>
+    </w:pPr>
+  </w:p>
+</w:ftr>
+</file>
+
+<file path=word/ftr-own1.xml><?xml version="1.0" encoding="utf-8"?>
+<w:ftr xmlns:w="http://schemas.openxmlformats.org/wordprocessingml/2006/main" xmlns:r="http://schemas.openxmlformats.org/officeDocument/2006/relationships">
+  <w:p>
+    <w:pPr>
+      <w:spacing w:before="0" w:after="0" w:line="399" w:lineRule="exact"/>
+      <w:jc w:val="center"/>
+    </w:pPr>
+    <w:r>
+      <w:t xml:space="preserve"/>
+    </w:r>
+    <w:fldSimple w:instr=" PAGE ">
+      <w:r>
+        <w:t>1</w:t>
+      </w:r>
+    </w:fldSimple>
+  </w:p>
+</w:ftr>
+</file>
+
+<file path=word/ftr-own2.xml><?xml version="1.0" encoding="utf-8"?>
 <w:ftr xmlns:w="http://schemas.openxmlformats.org/wordprocessingml/2006/main" xmlns:r="http://schemas.openxmlformats.org/officeDocument/2006/relationships">
   <w:p>
     <w:pPr>
@@ -6848,154 +7038,30 @@
 </w:ftr>
 </file>
 
-<file path=word/footer-arabic.xml><?xml version="1.0" encoding="utf-8"?>
+<file path=word/ftr-page.xml><?xml version="1.0" encoding="utf-8"?>
 <w:ftr xmlns:w="http://schemas.openxmlformats.org/wordprocessingml/2006/main" xmlns:r="http://schemas.openxmlformats.org/officeDocument/2006/relationships">
   <w:p>
     <w:pPr>
-      <w:spacing w:before="0" w:after="0" w:line="399" w:lineRule="exact"/>
+      <w:spacing w:before="0" w:after="0"/>
       <w:jc w:val="center"/>
     </w:pPr>
     <w:r>
-      <w:t xml:space="preserve"/>
+      <w:fldChar w:fldCharType="begin"/>
     </w:r>
-    <w:fldSimple w:instr=" PAGE ">
-      <w:r>
-        <w:t>1</w:t>
-      </w:r>
-    </w:fldSimple>
+    <w:r>
+      <w:instrText xml:space="preserve"> PAGE </w:instrText>
+    </w:r>
+    <w:r>
+      <w:fldChar w:fldCharType="separate"/>
+    </w:r>
+    <w:r>
+      <w:t>1</w:t>
+    </w:r>
+    <w:r>
+      <w:fldChar w:fldCharType="end"/>
+    </w:r>
   </w:p>
 </w:ftr>
-</file>
-
-<file path=word/footnotes.xml><?xml version="1.0" encoding="utf-8"?>
-<w:footnotes xmlns:w="http://schemas.openxmlformats.org/wordprocessingml/2006/main" xmlns:m="http://schemas.openxmlformats.org/officeDocument/2006/math" xmlns:r="http://schemas.openxmlformats.org/officeDocument/2006/relationships" xmlns:o="urn:schemas-microsoft-com:office:office" xmlns:v="urn:schemas-microsoft-com:vml" xmlns:w10="urn:schemas-microsoft-com:office:word" xmlns:a="http://schemas.openxmlformats.org/drawingml/2006/main" xmlns:pic="http://schemas.openxmlformats.org/drawingml/2006/picture" xmlns:wp="http://schemas.openxmlformats.org/drawingml/2006/wordprocessingDrawing">
-  <w:footnote w:type="continuationSeparator" w:id="0">
-    <w:p>
-      <w:r>
-        <w:continuationSeparator/>
-      </w:r>
-    </w:p>
-  </w:footnote>
-  <w:footnote w:type="separator" w:id="-1">
-    <w:p>
-      <w:r>
-        <w:separator/>
-      </w:r>
-    </w:p>
-  </w:footnote>
-  <w:footnote w:id="9">
-    <w:p>
-      <w:pPr>
-        <w:pStyle w:val="FootnoteText"/>
-      </w:pPr>
-      <w:r>
-        <w:rPr>
-          <w:rStyle w:val="FootnoteReference"/>
-        </w:rPr>
-        <w:footnoteRef/>
-      </w:r>
-      <w:r>
-        <w:t xml:space="preserve"> </w:t>
-      </w:r>
-      <w:r>
-        <w:t xml:space="preserve">The invoices for the bomb bodies often state they are made out of gray iron, which is in accord with the practice bomb bodies’ contract drawings. APPX697, APPX704</w:t>
-      </w:r>
-      <w:r>
-        <w:noBreakHyphen/>
-      </w:r>
-      <w:r>
-        <w:t xml:space="preserve">709; APPX109.</w:t>
-      </w:r>
-    </w:p>
-  </w:footnote>
-  <w:footnote w:id="10">
-    <w:p>
-      <w:pPr>
-        <w:pStyle w:val="FootnoteText"/>
-      </w:pPr>
-      <w:r>
-        <w:rPr>
-          <w:rStyle w:val="FootnoteReference"/>
-        </w:rPr>
-        <w:footnoteRef/>
-      </w:r>
-      <w:r>
-        <w:t xml:space="preserve"> </w:t>
-      </w:r>
-      <w:r>
-        <w:t xml:space="preserve">On May 3, 2023 Delfasco concurred in the government’s request to stay all proceedings pending resolution of the motion for summary judgment. The ASBCA issued an order staying all proceedings and deadlines unrelated to the government’s motion for summary judgment the following day, May 4, 2023. At the time of the Board’s stay, the parties had not yet commenced discovery.</w:t>
-      </w:r>
-    </w:p>
-  </w:footnote>
-  <w:footnote w:id="11">
-    <w:p>
-      <w:pPr>
-        <w:pStyle w:val="FootnoteText"/>
-      </w:pPr>
-      <w:r>
-        <w:rPr>
-          <w:rStyle w:val="FootnoteReference"/>
-        </w:rPr>
-        <w:footnoteRef/>
-      </w:r>
-      <w:r>
-        <w:t xml:space="preserve"> </w:t>
-      </w:r>
-      <w:r>
-        <w:t xml:space="preserve">The Board did not consider the other grounds advanced by the government in its motion for summary judgment. APPX7.</w:t>
-      </w:r>
-    </w:p>
-  </w:footnote>
-  <w:footnote w:id="12">
-    <w:p>
-      <w:pPr>
-        <w:pStyle w:val="FootnoteText"/>
-      </w:pPr>
-      <w:r>
-        <w:rPr>
-          <w:rStyle w:val="FootnoteReference"/>
-        </w:rPr>
-        <w:footnoteRef/>
-      </w:r>
-      <w:r>
-        <w:t xml:space="preserve"> </w:t>
-      </w:r>
-      <w:r>
-        <w:t xml:space="preserve">The agency also relied on extrinsic evidence regarding the meaning of the term</w:t>
-      </w:r>
-      <w:r>
-        <w:t xml:space="preserve"> </w:t>
-      </w:r>
-      <w:r>
-        <w:t xml:space="preserve">“steel”</w:t>
-      </w:r>
-      <w:r>
-        <w:t xml:space="preserve"> </w:t>
-      </w:r>
-      <w:r>
-        <w:t xml:space="preserve">in its motion for summary judgment. APPX814</w:t>
-      </w:r>
-      <w:r>
-        <w:noBreakHyphen/>
-      </w:r>
-      <w:r>
-        <w:t xml:space="preserve">815, APPX817. Delfasco’s response stated that</w:t>
-      </w:r>
-      <w:r>
-        <w:t xml:space="preserve"> </w:t>
-      </w:r>
-      <w:r>
-        <w:t xml:space="preserve">“[t]he Army’s reliance on extrinsic evidence for key components of its argument defeats its motion for summary judgment.”</w:t>
-      </w:r>
-      <w:r>
-        <w:t xml:space="preserve"> </w:t>
-      </w:r>
-      <w:r>
-        <w:t xml:space="preserve">APPX840.</w:t>
-      </w:r>
-    </w:p>
-  </w:footnote>
-</w:footnotes>
 </file>
 
 <file path=word/numbering.xml><?xml version="1.0" encoding="utf-8"?>
